--- a/s-s-event-bogor/print-notebooks/05-otsa/06-filled-example.docx
+++ b/s-s-event-bogor/print-notebooks/05-otsa/06-filled-example.docx
@@ -8,7 +8,7 @@
           <w:rFonts w:ascii="Arial" w:hAnsi="Arial"/>
           <w:b w:val="0"/>
           <w:color w:val="0A5455"/>
-          <w:sz w:val="32"/>
+          <w:sz w:val="20"/>
         </w:rPr>
         <w:t>Worked Example: OTSA -- Illustrative Small Island Developing State</w:t>
       </w:r>
@@ -19,7 +19,7 @@
           <w:rFonts w:ascii="Arial" w:hAnsi="Arial"/>
           <w:b w:val="0"/>
           <w:color w:val="3B9C7B"/>
-          <w:sz w:val="22"/>
+          <w:sz w:val="20"/>
         </w:rPr>
         <w:t>Ocean Tourism Satellite Account  |  Country: Illustrative SIDS  |  Year: 2023  |  Currency: USD</w:t>
       </w:r>
@@ -33,7 +33,7 @@
           <w:rFonts w:ascii="Arial" w:hAnsi="Arial"/>
           <w:b w:val="0"/>
           <w:color w:val="555555"/>
-          <w:sz w:val="18"/>
+          <w:sz w:val="20"/>
         </w:rPr>
         <w:t>This example illustrates how to calculate coastal tourism partials when international and domestic visitors have different coastal propensities.</w:t>
       </w:r>
@@ -45,7 +45,7 @@
           <w:rFonts w:ascii="Arial" w:hAnsi="Arial"/>
           <w:b w:val="0"/>
           <w:color w:val="0A5455"/>
-          <w:sz w:val="32"/>
+          <w:sz w:val="20"/>
         </w:rPr>
         <w:t>Step 1: Calculating the Weighted Expenditure Partial</w:t>
       </w:r>
@@ -130,12 +130,15 @@
     </w:p>
     <w:p/>
     <w:p>
+      <w:pPr>
+        <w:keepNext/>
+      </w:pPr>
       <w:r>
         <w:rPr>
           <w:rFonts w:ascii="Arial" w:hAnsi="Arial"/>
           <w:b w:val="0"/>
           <w:color w:val="0A5455"/>
-          <w:sz w:val="32"/>
+          <w:sz w:val="20"/>
         </w:rPr>
         <w:t>Step 2: OTSA Summary Table</w:t>
       </w:r>

--- a/s-s-event-bogor/print-notebooks/05-otsa/06-filled-example.docx
+++ b/s-s-event-bogor/print-notebooks/05-otsa/06-filled-example.docx
@@ -95,6 +95,7 @@
     <w:p>
       <w:pPr>
         <w:spacing w:after="120"/>
+        <w:keepNext w:val="true"/>
       </w:pPr>
       <w:r>
         <w:rPr>
@@ -156,6 +157,7 @@
           <w:insideH w:val="single" w:sz="4" w:color="404040"/>
           <w:insideV w:val="single" w:sz="4" w:color="404040"/>
         </w:tblBorders>
+        <w:tblLayout w:type="fixed"/>
       </w:tblPr>
       <w:tblGrid>
         <w:gridCol w:w="2828"/>
@@ -165,14 +167,18 @@
         <w:gridCol w:w="2828"/>
       </w:tblGrid>
       <w:tr>
+        <w:trPr>
+          <w:cantSplit w:val="true"/>
+        </w:trPr>
         <w:tc>
           <w:tcPr>
-            <w:tcW w:type="dxa" w:w="2828"/>
+            <w:tcW w:type="dxa" w:w="3304"/>
             <w:shd w:fill="3B9C7B"/>
           </w:tcPr>
           <w:p>
             <w:pPr>
               <w:jc w:val="center"/>
+              <w:keepNext w:val="true"/>
             </w:pPr>
             <w:r/>
             <w:r>
@@ -188,12 +194,13 @@
         </w:tc>
         <w:tc>
           <w:tcPr>
-            <w:tcW w:type="dxa" w:w="2828"/>
+            <w:tcW w:type="dxa" w:w="1790"/>
             <w:shd w:fill="3B9C7B"/>
           </w:tcPr>
           <w:p>
             <w:pPr>
               <w:jc w:val="center"/>
+              <w:keepNext w:val="true"/>
             </w:pPr>
             <w:r/>
             <w:r>
@@ -211,12 +218,13 @@
         </w:tc>
         <w:tc>
           <w:tcPr>
-            <w:tcW w:type="dxa" w:w="2828"/>
+            <w:tcW w:type="dxa" w:w="964"/>
             <w:shd w:fill="3B9C7B"/>
           </w:tcPr>
           <w:p>
             <w:pPr>
               <w:jc w:val="center"/>
+              <w:keepNext w:val="true"/>
             </w:pPr>
             <w:r/>
             <w:r>
@@ -234,12 +242,13 @@
         </w:tc>
         <w:tc>
           <w:tcPr>
-            <w:tcW w:type="dxa" w:w="2828"/>
+            <w:tcW w:type="dxa" w:w="2065"/>
             <w:shd w:fill="3B9C7B"/>
           </w:tcPr>
           <w:p>
             <w:pPr>
               <w:jc w:val="center"/>
+              <w:keepNext w:val="true"/>
             </w:pPr>
             <w:r/>
             <w:r>
@@ -257,12 +266,13 @@
         </w:tc>
         <w:tc>
           <w:tcPr>
-            <w:tcW w:type="dxa" w:w="2828"/>
+            <w:tcW w:type="dxa" w:w="1515"/>
             <w:shd w:fill="3B9C7B"/>
           </w:tcPr>
           <w:p>
             <w:pPr>
               <w:jc w:val="center"/>
+              <w:keepNext w:val="true"/>
             </w:pPr>
             <w:r/>
             <w:r>
@@ -278,14 +288,18 @@
         </w:tc>
       </w:tr>
       <w:tr>
+        <w:trPr>
+          <w:cantSplit w:val="true"/>
+        </w:trPr>
         <w:tc>
           <w:tcPr>
-            <w:tcW w:type="dxa" w:w="2828"/>
+            <w:tcW w:type="dxa" w:w="3304"/>
             <w:shd w:fill="0A5455"/>
           </w:tcPr>
           <w:p>
             <w:pPr>
               <w:spacing w:before="60" w:after="60"/>
+              <w:keepNext w:val="true"/>
             </w:pPr>
             <w:r/>
             <w:r>
@@ -301,12 +315,13 @@
         </w:tc>
         <w:tc>
           <w:tcPr>
-            <w:tcW w:type="dxa" w:w="2828"/>
+            <w:tcW w:type="dxa" w:w="1790"/>
           </w:tcPr>
           <w:p>
             <w:pPr>
               <w:spacing w:before="60" w:after="60"/>
               <w:jc w:val="center"/>
+              <w:keepNext w:val="true"/>
             </w:pPr>
             <w:r/>
             <w:r>
@@ -322,12 +337,13 @@
         </w:tc>
         <w:tc>
           <w:tcPr>
-            <w:tcW w:type="dxa" w:w="2828"/>
+            <w:tcW w:type="dxa" w:w="964"/>
           </w:tcPr>
           <w:p>
             <w:pPr>
               <w:spacing w:before="60" w:after="60"/>
               <w:jc w:val="center"/>
+              <w:keepNext w:val="true"/>
             </w:pPr>
             <w:r/>
             <w:r>
@@ -343,12 +359,13 @@
         </w:tc>
         <w:tc>
           <w:tcPr>
-            <w:tcW w:type="dxa" w:w="2828"/>
+            <w:tcW w:type="dxa" w:w="2065"/>
           </w:tcPr>
           <w:p>
             <w:pPr>
               <w:spacing w:before="60" w:after="60"/>
               <w:jc w:val="center"/>
+              <w:keepNext w:val="true"/>
             </w:pPr>
             <w:r/>
             <w:r>
@@ -364,12 +381,13 @@
         </w:tc>
         <w:tc>
           <w:tcPr>
-            <w:tcW w:type="dxa" w:w="2828"/>
+            <w:tcW w:type="dxa" w:w="1515"/>
           </w:tcPr>
           <w:p>
             <w:pPr>
               <w:spacing w:before="60" w:after="60"/>
               <w:jc w:val="center"/>
+              <w:keepNext w:val="true"/>
             </w:pPr>
             <w:r/>
             <w:r>
@@ -385,14 +403,18 @@
         </w:tc>
       </w:tr>
       <w:tr>
+        <w:trPr>
+          <w:cantSplit w:val="true"/>
+        </w:trPr>
         <w:tc>
           <w:tcPr>
-            <w:tcW w:type="dxa" w:w="2828"/>
+            <w:tcW w:type="dxa" w:w="3304"/>
             <w:shd w:fill="0A5455"/>
           </w:tcPr>
           <w:p>
             <w:pPr>
               <w:spacing w:before="60" w:after="60"/>
+              <w:keepNext w:val="true"/>
             </w:pPr>
             <w:r/>
             <w:r>
@@ -408,12 +430,13 @@
         </w:tc>
         <w:tc>
           <w:tcPr>
-            <w:tcW w:type="dxa" w:w="2828"/>
+            <w:tcW w:type="dxa" w:w="1790"/>
           </w:tcPr>
           <w:p>
             <w:pPr>
               <w:spacing w:before="60" w:after="60"/>
               <w:jc w:val="center"/>
+              <w:keepNext w:val="true"/>
             </w:pPr>
             <w:r/>
             <w:r>
@@ -429,12 +452,13 @@
         </w:tc>
         <w:tc>
           <w:tcPr>
-            <w:tcW w:type="dxa" w:w="2828"/>
+            <w:tcW w:type="dxa" w:w="964"/>
           </w:tcPr>
           <w:p>
             <w:pPr>
               <w:spacing w:before="60" w:after="60"/>
               <w:jc w:val="center"/>
+              <w:keepNext w:val="true"/>
             </w:pPr>
             <w:r/>
             <w:r>
@@ -450,12 +474,13 @@
         </w:tc>
         <w:tc>
           <w:tcPr>
-            <w:tcW w:type="dxa" w:w="2828"/>
+            <w:tcW w:type="dxa" w:w="2065"/>
           </w:tcPr>
           <w:p>
             <w:pPr>
               <w:spacing w:before="60" w:after="60"/>
               <w:jc w:val="center"/>
+              <w:keepNext w:val="true"/>
             </w:pPr>
             <w:r/>
             <w:r>
@@ -471,12 +496,13 @@
         </w:tc>
         <w:tc>
           <w:tcPr>
-            <w:tcW w:type="dxa" w:w="2828"/>
+            <w:tcW w:type="dxa" w:w="1515"/>
           </w:tcPr>
           <w:p>
             <w:pPr>
               <w:spacing w:before="60" w:after="60"/>
               <w:jc w:val="center"/>
+              <w:keepNext w:val="true"/>
             </w:pPr>
             <w:r/>
             <w:r>
@@ -492,9 +518,12 @@
         </w:tc>
       </w:tr>
       <w:tr>
+        <w:trPr>
+          <w:cantSplit w:val="true"/>
+        </w:trPr>
         <w:tc>
           <w:tcPr>
-            <w:tcW w:type="dxa" w:w="2828"/>
+            <w:tcW w:type="dxa" w:w="3304"/>
             <w:shd w:fill="0A5455"/>
           </w:tcPr>
           <w:p>
@@ -515,7 +544,7 @@
         </w:tc>
         <w:tc>
           <w:tcPr>
-            <w:tcW w:type="dxa" w:w="2828"/>
+            <w:tcW w:type="dxa" w:w="1790"/>
           </w:tcPr>
           <w:p>
             <w:pPr>
@@ -536,7 +565,7 @@
         </w:tc>
         <w:tc>
           <w:tcPr>
-            <w:tcW w:type="dxa" w:w="2828"/>
+            <w:tcW w:type="dxa" w:w="964"/>
           </w:tcPr>
           <w:p>
             <w:pPr>
@@ -557,7 +586,7 @@
         </w:tc>
         <w:tc>
           <w:tcPr>
-            <w:tcW w:type="dxa" w:w="2828"/>
+            <w:tcW w:type="dxa" w:w="2065"/>
           </w:tcPr>
           <w:p>
             <w:pPr>
@@ -578,7 +607,7 @@
         </w:tc>
         <w:tc>
           <w:tcPr>
-            <w:tcW w:type="dxa" w:w="2828"/>
+            <w:tcW w:type="dxa" w:w="1515"/>
           </w:tcPr>
           <w:p>
             <w:pPr>
@@ -599,9 +628,12 @@
         </w:tc>
       </w:tr>
       <w:tr>
+        <w:trPr>
+          <w:cantSplit w:val="true"/>
+        </w:trPr>
         <w:tc>
           <w:tcPr>
-            <w:tcW w:type="dxa" w:w="2828"/>
+            <w:tcW w:type="dxa" w:w="3304"/>
             <w:shd w:fill="0A5455"/>
           </w:tcPr>
           <w:p>
@@ -622,7 +654,7 @@
         </w:tc>
         <w:tc>
           <w:tcPr>
-            <w:tcW w:type="dxa" w:w="2828"/>
+            <w:tcW w:type="dxa" w:w="1790"/>
           </w:tcPr>
           <w:p>
             <w:pPr>
@@ -643,7 +675,7 @@
         </w:tc>
         <w:tc>
           <w:tcPr>
-            <w:tcW w:type="dxa" w:w="2828"/>
+            <w:tcW w:type="dxa" w:w="964"/>
           </w:tcPr>
           <w:p>
             <w:pPr>
@@ -664,7 +696,7 @@
         </w:tc>
         <w:tc>
           <w:tcPr>
-            <w:tcW w:type="dxa" w:w="2828"/>
+            <w:tcW w:type="dxa" w:w="2065"/>
           </w:tcPr>
           <w:p>
             <w:pPr>
@@ -685,7 +717,7 @@
         </w:tc>
         <w:tc>
           <w:tcPr>
-            <w:tcW w:type="dxa" w:w="2828"/>
+            <w:tcW w:type="dxa" w:w="1515"/>
           </w:tcPr>
           <w:p>
             <w:pPr>
@@ -706,9 +738,12 @@
         </w:tc>
       </w:tr>
       <w:tr>
+        <w:trPr>
+          <w:cantSplit w:val="true"/>
+        </w:trPr>
         <w:tc>
           <w:tcPr>
-            <w:tcW w:type="dxa" w:w="2828"/>
+            <w:tcW w:type="dxa" w:w="3304"/>
             <w:shd w:fill="0A5455"/>
           </w:tcPr>
           <w:p>
@@ -729,7 +764,7 @@
         </w:tc>
         <w:tc>
           <w:tcPr>
-            <w:tcW w:type="dxa" w:w="2828"/>
+            <w:tcW w:type="dxa" w:w="1790"/>
           </w:tcPr>
           <w:p>
             <w:pPr>
@@ -750,7 +785,7 @@
         </w:tc>
         <w:tc>
           <w:tcPr>
-            <w:tcW w:type="dxa" w:w="2828"/>
+            <w:tcW w:type="dxa" w:w="964"/>
           </w:tcPr>
           <w:p>
             <w:pPr>
@@ -771,7 +806,7 @@
         </w:tc>
         <w:tc>
           <w:tcPr>
-            <w:tcW w:type="dxa" w:w="2828"/>
+            <w:tcW w:type="dxa" w:w="2065"/>
           </w:tcPr>
           <w:p>
             <w:pPr>
@@ -792,7 +827,7 @@
         </w:tc>
         <w:tc>
           <w:tcPr>
-            <w:tcW w:type="dxa" w:w="2828"/>
+            <w:tcW w:type="dxa" w:w="1515"/>
           </w:tcPr>
           <w:p>
             <w:pPr>
@@ -813,9 +848,12 @@
         </w:tc>
       </w:tr>
       <w:tr>
+        <w:trPr>
+          <w:cantSplit w:val="true"/>
+        </w:trPr>
         <w:tc>
           <w:tcPr>
-            <w:tcW w:type="dxa" w:w="2828"/>
+            <w:tcW w:type="dxa" w:w="3304"/>
             <w:shd w:fill="0A5455"/>
           </w:tcPr>
           <w:p>
@@ -836,7 +874,7 @@
         </w:tc>
         <w:tc>
           <w:tcPr>
-            <w:tcW w:type="dxa" w:w="2828"/>
+            <w:tcW w:type="dxa" w:w="1790"/>
           </w:tcPr>
           <w:p>
             <w:pPr>
@@ -857,7 +895,7 @@
         </w:tc>
         <w:tc>
           <w:tcPr>
-            <w:tcW w:type="dxa" w:w="2828"/>
+            <w:tcW w:type="dxa" w:w="964"/>
           </w:tcPr>
           <w:p>
             <w:pPr>
@@ -878,7 +916,7 @@
         </w:tc>
         <w:tc>
           <w:tcPr>
-            <w:tcW w:type="dxa" w:w="2828"/>
+            <w:tcW w:type="dxa" w:w="2065"/>
           </w:tcPr>
           <w:p>
             <w:pPr>
@@ -899,7 +937,7 @@
         </w:tc>
         <w:tc>
           <w:tcPr>
-            <w:tcW w:type="dxa" w:w="2828"/>
+            <w:tcW w:type="dxa" w:w="1515"/>
           </w:tcPr>
           <w:p>
             <w:pPr>
@@ -920,9 +958,12 @@
         </w:tc>
       </w:tr>
       <w:tr>
+        <w:trPr>
+          <w:cantSplit w:val="true"/>
+        </w:trPr>
         <w:tc>
           <w:tcPr>
-            <w:tcW w:type="dxa" w:w="2828"/>
+            <w:tcW w:type="dxa" w:w="3304"/>
             <w:shd w:fill="0A5455"/>
           </w:tcPr>
           <w:p>
@@ -943,7 +984,7 @@
         </w:tc>
         <w:tc>
           <w:tcPr>
-            <w:tcW w:type="dxa" w:w="2828"/>
+            <w:tcW w:type="dxa" w:w="1790"/>
           </w:tcPr>
           <w:p>
             <w:pPr>
@@ -964,7 +1005,7 @@
         </w:tc>
         <w:tc>
           <w:tcPr>
-            <w:tcW w:type="dxa" w:w="2828"/>
+            <w:tcW w:type="dxa" w:w="964"/>
           </w:tcPr>
           <w:p>
             <w:pPr>
@@ -985,7 +1026,7 @@
         </w:tc>
         <w:tc>
           <w:tcPr>
-            <w:tcW w:type="dxa" w:w="2828"/>
+            <w:tcW w:type="dxa" w:w="2065"/>
           </w:tcPr>
           <w:p>
             <w:pPr>
@@ -1006,7 +1047,7 @@
         </w:tc>
         <w:tc>
           <w:tcPr>
-            <w:tcW w:type="dxa" w:w="2828"/>
+            <w:tcW w:type="dxa" w:w="1515"/>
           </w:tcPr>
           <w:p>
             <w:pPr>
